--- a/Pseudocodigo_DualMomentum.docx
+++ b/Pseudocodigo_DualMomentum.docx
@@ -482,7 +482,28 @@
           <w:sz w:val="18"/>
           <w:szCs w:val="18"/>
         </w:rPr>
-        <w:t xml:space="preserve">Calculo o drawdown: patrimônio sobre o seu máximo até ali, menos um.</w:t>
+        <w:t xml:space="preserve">Calculo o Sharpe: média sobre desvio, anualizado por raiz de 12.</w:t>
+      </w:r>
+    </w:p>
+    <w:p>
+      <w:pPr>
+        <w:spacing w:after="40"/>
+      </w:pPr>
+      <w:r>
+        <w:rPr>
+          <w:b/>
+          <w:bCs/>
+          <w:sz w:val="18"/>
+          <w:szCs w:val="18"/>
+        </w:rPr>
+        <w:t xml:space="preserve">44 — </w:t>
+      </w:r>
+      <w:r>
+        <w:rPr>
+          <w:sz w:val="18"/>
+          <w:szCs w:val="18"/>
+        </w:rPr>
+        <w:t xml:space="preserve">Calculo o drawdown máximo: mínimo do patrimônio sobre o seu máximo até ali, menos um.</w:t>
       </w:r>
     </w:p>
     <w:p>
@@ -503,6 +524,90 @@
           <w:sz w:val="18"/>
           <w:szCs w:val="18"/>
         </w:rPr>
+        <w:t xml:space="preserve">Calculo o retorno total.</w:t>
+      </w:r>
+    </w:p>
+    <w:p>
+      <w:pPr>
+        <w:spacing w:after="40"/>
+      </w:pPr>
+      <w:r>
+        <w:rPr>
+          <w:b/>
+          <w:bCs/>
+          <w:sz w:val="18"/>
+          <w:szCs w:val="18"/>
+        </w:rPr>
+        <w:t xml:space="preserve">46 — </w:t>
+      </w:r>
+      <w:r>
+        <w:rPr>
+          <w:sz w:val="18"/>
+          <w:szCs w:val="18"/>
+        </w:rPr>
+        <w:t xml:space="preserve">Meço o tempo em caixa: em quantos % dos meses a carteira ficou 100% no CDI.</w:t>
+      </w:r>
+    </w:p>
+    <w:p>
+      <w:pPr>
+        <w:spacing w:after="40"/>
+      </w:pPr>
+      <w:r>
+        <w:rPr>
+          <w:b/>
+          <w:bCs/>
+          <w:sz w:val="18"/>
+          <w:szCs w:val="18"/>
+        </w:rPr>
+        <w:t xml:space="preserve">47 — </w:t>
+      </w:r>
+      <w:r>
+        <w:rPr>
+          <w:sz w:val="18"/>
+          <w:szCs w:val="18"/>
+        </w:rPr>
+        <w:t xml:space="preserve">Conto as trocas de posição.</w:t>
+      </w:r>
+    </w:p>
+    <w:p>
+      <w:pPr>
+        <w:spacing w:after="40"/>
+      </w:pPr>
+      <w:r>
+        <w:rPr>
+          <w:b/>
+          <w:bCs/>
+          <w:sz w:val="18"/>
+          <w:szCs w:val="18"/>
+        </w:rPr>
+        <w:t xml:space="preserve">48 — </w:t>
+      </w:r>
+      <w:r>
+        <w:rPr>
+          <w:sz w:val="18"/>
+          <w:szCs w:val="18"/>
+        </w:rPr>
+        <w:t xml:space="preserve">Guardo a posição de hoje: o líder atual, ou CAIXA se a perna absoluta mandar sair.</w:t>
+      </w:r>
+    </w:p>
+    <w:p>
+      <w:pPr>
+        <w:spacing w:after="40"/>
+      </w:pPr>
+      <w:r>
+        <w:rPr>
+          <w:b/>
+          <w:bCs/>
+          <w:sz w:val="18"/>
+          <w:szCs w:val="18"/>
+        </w:rPr>
+        <w:t xml:space="preserve">50 — </w:t>
+      </w:r>
+      <w:r>
+        <w:rPr>
+          <w:sz w:val="18"/>
+          <w:szCs w:val="18"/>
+        </w:rPr>
         <w:t xml:space="preserve">Imprimo o título.</w:t>
       </w:r>
     </w:p>
@@ -517,7 +622,7 @@
           <w:sz w:val="18"/>
           <w:szCs w:val="18"/>
         </w:rPr>
-        <w:t xml:space="preserve">46 — </w:t>
+        <w:t xml:space="preserve">51 — </w:t>
       </w:r>
       <w:r>
         <w:rPr>
@@ -538,90 +643,6 @@
           <w:sz w:val="18"/>
           <w:szCs w:val="18"/>
         </w:rPr>
-        <w:t xml:space="preserve">47 — </w:t>
-      </w:r>
-      <w:r>
-        <w:rPr>
-          <w:sz w:val="18"/>
-          <w:szCs w:val="18"/>
-        </w:rPr>
-        <w:t xml:space="preserve">Imprimo o Sharpe (média sobre desvio, anualizado por raiz de 12).</w:t>
-      </w:r>
-    </w:p>
-    <w:p>
-      <w:pPr>
-        <w:spacing w:after="40"/>
-      </w:pPr>
-      <w:r>
-        <w:rPr>
-          <w:b/>
-          <w:bCs/>
-          <w:sz w:val="18"/>
-          <w:szCs w:val="18"/>
-        </w:rPr>
-        <w:t xml:space="preserve">48 — </w:t>
-      </w:r>
-      <w:r>
-        <w:rPr>
-          <w:sz w:val="18"/>
-          <w:szCs w:val="18"/>
-        </w:rPr>
-        <w:t xml:space="preserve">Imprimo o drawdown máximo (régua mensal; na diária é mais fundo).</w:t>
-      </w:r>
-    </w:p>
-    <w:p>
-      <w:pPr>
-        <w:spacing w:after="40"/>
-      </w:pPr>
-      <w:r>
-        <w:rPr>
-          <w:b/>
-          <w:bCs/>
-          <w:sz w:val="18"/>
-          <w:szCs w:val="18"/>
-        </w:rPr>
-        <w:t xml:space="preserve">49 — </w:t>
-      </w:r>
-      <w:r>
-        <w:rPr>
-          <w:sz w:val="18"/>
-          <w:szCs w:val="18"/>
-        </w:rPr>
-        <w:t xml:space="preserve">Imprimo o retorno total.</w:t>
-      </w:r>
-    </w:p>
-    <w:p>
-      <w:pPr>
-        <w:spacing w:after="40"/>
-      </w:pPr>
-      <w:r>
-        <w:rPr>
-          <w:b/>
-          <w:bCs/>
-          <w:sz w:val="18"/>
-          <w:szCs w:val="18"/>
-        </w:rPr>
-        <w:t xml:space="preserve">50–51 — </w:t>
-      </w:r>
-      <w:r>
-        <w:rPr>
-          <w:sz w:val="18"/>
-          <w:szCs w:val="18"/>
-        </w:rPr>
-        <w:t xml:space="preserve">Imprimo o tempo em caixa e o número de trocas.</w:t>
-      </w:r>
-    </w:p>
-    <w:p>
-      <w:pPr>
-        <w:spacing w:after="40"/>
-      </w:pPr>
-      <w:r>
-        <w:rPr>
-          <w:b/>
-          <w:bCs/>
-          <w:sz w:val="18"/>
-          <w:szCs w:val="18"/>
-        </w:rPr>
         <w:t xml:space="preserve">52 — </w:t>
       </w:r>
       <w:r>
@@ -629,7 +650,28 @@
           <w:sz w:val="18"/>
           <w:szCs w:val="18"/>
         </w:rPr>
-        <w:t xml:space="preserve">Imprimo a posição de hoje: o líder atual, ou CAIXA se a perna absoluta mandar sair.</w:t>
+        <w:t xml:space="preserve">Imprimo Sharpe, drawdown máximo (com o aviso: régua mensal; na diária é mais fundo) e o retorno total.</w:t>
+      </w:r>
+    </w:p>
+    <w:p>
+      <w:pPr>
+        <w:spacing w:after="40"/>
+      </w:pPr>
+      <w:r>
+        <w:rPr>
+          <w:b/>
+          <w:bCs/>
+          <w:sz w:val="18"/>
+          <w:szCs w:val="18"/>
+        </w:rPr>
+        <w:t xml:space="preserve">53 — </w:t>
+      </w:r>
+      <w:r>
+        <w:rPr>
+          <w:sz w:val="18"/>
+          <w:szCs w:val="18"/>
+        </w:rPr>
+        <w:t xml:space="preserve">Imprimo o tempo em caixa, as trocas e a posição de hoje.</w:t>
       </w:r>
     </w:p>
     <w:sectPr>

--- a/Pseudocodigo_DualMomentum.docx
+++ b/Pseudocodigo_DualMomentum.docx
@@ -13,7 +13,7 @@
           <w:sz w:val="24"/>
           <w:szCs w:val="24"/>
         </w:rPr>
-        <w:t xml:space="preserve">Pseudocódigo — Dual Momentum 60min, dois relógios (dual_momentum_60min.py)</w:t>
+        <w:t xml:space="preserve">Pseudocódigo — Dual Momentum fiel nos 60min (dual_momentum_60min.py)</w:t>
       </w:r>
     </w:p>
     <w:p>
@@ -27,7 +27,7 @@
           <w:sz w:val="17"/>
           <w:szCs w:val="17"/>
         </w:rPr>
-        <w:t xml:space="preserve">Cada item traduz uma linha do código para português, na ordem em que executa. Núcleo do livro + duas melhorias medidas: histerese de 5% e dois relógios.</w:t>
+        <w:t xml:space="preserve">Cada item traduz uma linha do código para português, na ordem em que executa. Núcleo do livro intacto (12 meses por calendário); uma concessão: histerese de 5%.</w:t>
       </w:r>
     </w:p>
     <w:p>
@@ -55,6 +55,27 @@
           <w:sz w:val="18"/>
           <w:szCs w:val="18"/>
         </w:rPr>
+        <w:t xml:space="preserve">18 — </w:t>
+      </w:r>
+      <w:r>
+        <w:rPr>
+          <w:sz w:val="18"/>
+          <w:szCs w:val="18"/>
+        </w:rPr>
+        <w:t xml:space="preserve">Fixo o custo: 20 bps por perna (trocar de ação são 2 pernas).</w:t>
+      </w:r>
+    </w:p>
+    <w:p>
+      <w:pPr>
+        <w:spacing w:after="40"/>
+      </w:pPr>
+      <w:r>
+        <w:rPr>
+          <w:b/>
+          <w:bCs/>
+          <w:sz w:val="18"/>
+          <w:szCs w:val="18"/>
+        </w:rPr>
         <w:t xml:space="preserve">19 — </w:t>
       </w:r>
       <w:r>
@@ -62,7 +83,7 @@
           <w:sz w:val="18"/>
           <w:szCs w:val="18"/>
         </w:rPr>
-        <w:t xml:space="preserve">Fixo o custo: 20 bps por perna (trocar de ação são 2 pernas).</w:t>
+        <w:t xml:space="preserve">Fixo a histerese: só troco de líder se o desafiante vencer por mais de 5% de momentum. O rebal mensal do livro já é um amortecedor de TEMPO; decidindo por barra, o amortecedor vira PREÇO — sem ele o líder pisca nos cruzamentos (455 trocas, custo de 22%/ano).</w:t>
       </w:r>
     </w:p>
     <w:p>
@@ -83,48 +104,6 @@
           <w:sz w:val="18"/>
           <w:szCs w:val="18"/>
         </w:rPr>
-        <w:t xml:space="preserve">Fixo a histerese: só troco de líder se o desafiante vencer por mais de 5% (o platô medido da fronteira de custo).</w:t>
-      </w:r>
-    </w:p>
-    <w:p>
-      <w:pPr>
-        <w:spacing w:after="40"/>
-      </w:pPr>
-      <w:r>
-        <w:rPr>
-          <w:b/>
-          <w:bCs/>
-          <w:sz w:val="18"/>
-          <w:szCs w:val="18"/>
-        </w:rPr>
-        <w:t xml:space="preserve">21 — </w:t>
-      </w:r>
-      <w:r>
-        <w:rPr>
-          <w:sz w:val="18"/>
-          <w:szCs w:val="18"/>
-        </w:rPr>
-        <w:t xml:space="preserve">Fixo o lookback: 140 barras de 60min, ~20 dias úteis.</w:t>
-      </w:r>
-    </w:p>
-    <w:p>
-      <w:pPr>
-        <w:spacing w:after="40"/>
-      </w:pPr>
-      <w:r>
-        <w:rPr>
-          <w:b/>
-          <w:bCs/>
-          <w:sz w:val="18"/>
-          <w:szCs w:val="18"/>
-        </w:rPr>
-        <w:t xml:space="preserve">22 — </w:t>
-      </w:r>
-      <w:r>
-        <w:rPr>
-          <w:sz w:val="18"/>
-          <w:szCs w:val="18"/>
-        </w:rPr>
         <w:t xml:space="preserve">Um ano tem ~1.764 barras (252 dias × 7 barras).</w:t>
       </w:r>
     </w:p>
@@ -139,7 +118,7 @@
           <w:sz w:val="18"/>
           <w:szCs w:val="18"/>
         </w:rPr>
-        <w:t xml:space="preserve">23–26 — </w:t>
+        <w:t xml:space="preserve">21–24 — </w:t>
       </w:r>
       <w:r>
         <w:rPr>
@@ -174,7 +153,7 @@
           <w:sz w:val="18"/>
           <w:szCs w:val="18"/>
         </w:rPr>
-        <w:t xml:space="preserve">29–30 — </w:t>
+        <w:t xml:space="preserve">27–28 — </w:t>
       </w:r>
       <w:r>
         <w:rPr>
@@ -195,7 +174,7 @@
           <w:sz w:val="18"/>
           <w:szCs w:val="18"/>
         </w:rPr>
-        <w:t xml:space="preserve">31–33 — </w:t>
+        <w:t xml:space="preserve">29–31 — </w:t>
       </w:r>
       <w:r>
         <w:rPr>
@@ -216,7 +195,7 @@
           <w:sz w:val="18"/>
           <w:szCs w:val="18"/>
         </w:rPr>
-        <w:t xml:space="preserve">34 — </w:t>
+        <w:t xml:space="preserve">32 — </w:t>
       </w:r>
       <w:r>
         <w:rPr>
@@ -237,7 +216,7 @@
           <w:sz w:val="18"/>
           <w:szCs w:val="18"/>
         </w:rPr>
-        <w:t xml:space="preserve">36 — </w:t>
+        <w:t xml:space="preserve">33 — </w:t>
       </w:r>
       <w:r>
         <w:rPr>
@@ -245,48 +224,6 @@
           <w:szCs w:val="18"/>
         </w:rPr>
         <w:t xml:space="preserve">Converto o CDI anual em taxa por barra horária.</w:t>
-      </w:r>
-    </w:p>
-    <w:p>
-      <w:pPr>
-        <w:spacing w:after="40"/>
-      </w:pPr>
-      <w:r>
-        <w:rPr>
-          <w:b/>
-          <w:bCs/>
-          <w:sz w:val="18"/>
-          <w:szCs w:val="18"/>
-        </w:rPr>
-        <w:t xml:space="preserve">37 — </w:t>
-      </w:r>
-      <w:r>
-        <w:rPr>
-          <w:sz w:val="18"/>
-          <w:szCs w:val="18"/>
-        </w:rPr>
-        <w:t xml:space="preserve">Acumulo o CDI das últimas 140 barras — a barreira da perna absoluta, no mesmo período do momentum.</w:t>
-      </w:r>
-    </w:p>
-    <w:p>
-      <w:pPr>
-        <w:spacing w:after="40"/>
-      </w:pPr>
-      <w:r>
-        <w:rPr>
-          <w:b/>
-          <w:bCs/>
-          <w:sz w:val="18"/>
-          <w:szCs w:val="18"/>
-        </w:rPr>
-        <w:t xml:space="preserve">38 — </w:t>
-      </w:r>
-      <w:r>
-        <w:rPr>
-          <w:sz w:val="18"/>
-          <w:szCs w:val="18"/>
-        </w:rPr>
-        <w:t xml:space="preserve">Momentum: o retorno das últimas 140 barras de cada ativo.</w:t>
       </w:r>
     </w:p>
     <w:p>
@@ -300,301 +237,70 @@
           <w:sz w:val="19"/>
           <w:szCs w:val="19"/>
         </w:rPr>
-        <w:t xml:space="preserve">2) A máquina de estados: dois relógios + histerese</w:t>
-      </w:r>
-    </w:p>
-    <w:p>
-      <w:pPr>
-        <w:spacing w:after="40"/>
-      </w:pPr>
-      <w:r>
-        <w:rPr>
-          <w:b/>
-          <w:bCs/>
-          <w:sz w:val="18"/>
-          <w:szCs w:val="18"/>
-        </w:rPr>
-        <w:t xml:space="preserve">41–42 — </w:t>
-      </w:r>
-      <w:r>
-        <w:rPr>
-          <w:sz w:val="18"/>
-          <w:szCs w:val="18"/>
-        </w:rPr>
-        <w:t xml:space="preserve">Passo tudo para matrizes e marco onde começa cada dia novo (o tique do relógio lento).</w:t>
-      </w:r>
-    </w:p>
-    <w:p>
-      <w:pPr>
-        <w:spacing w:after="40"/>
-      </w:pPr>
-      <w:r>
-        <w:rPr>
-          <w:b/>
-          <w:bCs/>
-          <w:sz w:val="18"/>
-          <w:szCs w:val="18"/>
-        </w:rPr>
-        <w:t xml:space="preserve">44–47 — </w:t>
-      </w:r>
-      <w:r>
-        <w:rPr>
-          <w:sz w:val="18"/>
-          <w:szCs w:val="18"/>
-        </w:rPr>
-        <w:t xml:space="preserve">Estado inicial: 100% em caixa; zero o placar de trocas e de custo.</w:t>
-      </w:r>
-    </w:p>
-    <w:p>
-      <w:pPr>
-        <w:spacing w:after="40"/>
-      </w:pPr>
-      <w:r>
-        <w:rPr>
-          <w:b/>
-          <w:bCs/>
-          <w:sz w:val="18"/>
-          <w:szCs w:val="18"/>
-        </w:rPr>
-        <w:t xml:space="preserve">49 — </w:t>
-      </w:r>
-      <w:r>
-        <w:rPr>
-          <w:sz w:val="18"/>
-          <w:szCs w:val="18"/>
-        </w:rPr>
-        <w:t xml:space="preserve">Para cada barra de 60min (da primeira com lookback completo até a penúltima):</w:t>
-      </w:r>
-    </w:p>
-    <w:p>
-      <w:pPr>
-        <w:spacing w:after="40"/>
-      </w:pPr>
-      <w:r>
-        <w:rPr>
-          <w:b/>
-          <w:bCs/>
-          <w:sz w:val="18"/>
-          <w:szCs w:val="18"/>
-        </w:rPr>
-        <w:t xml:space="preserve">50–52 — </w:t>
-      </w:r>
-      <w:r>
-        <w:rPr>
-          <w:sz w:val="18"/>
-          <w:szCs w:val="18"/>
-        </w:rPr>
-        <w:t xml:space="preserve">Se o momentum ou a barreira ainda não existem nessa barra, pulo.</w:t>
-      </w:r>
-    </w:p>
-    <w:p>
-      <w:pPr>
-        <w:spacing w:after="40"/>
-      </w:pPr>
-      <w:r>
-        <w:rPr>
-          <w:b/>
-          <w:bCs/>
-          <w:sz w:val="18"/>
-          <w:szCs w:val="18"/>
-        </w:rPr>
-        <w:t xml:space="preserve">53 — </w:t>
-      </w:r>
-      <w:r>
-        <w:rPr>
-          <w:sz w:val="18"/>
-          <w:szCs w:val="18"/>
-        </w:rPr>
-        <w:t xml:space="preserve">Líder da barra: o ativo de maior momentum de 140 barras (perna relativa, relógio RÁPIDO).</w:t>
-      </w:r>
-    </w:p>
-    <w:p>
-      <w:pPr>
-        <w:spacing w:after="40"/>
-      </w:pPr>
-      <w:r>
-        <w:rPr>
-          <w:b/>
-          <w:bCs/>
-          <w:sz w:val="18"/>
-          <w:szCs w:val="18"/>
-        </w:rPr>
-        <w:t xml:space="preserve">54–55 — </w:t>
-      </w:r>
-      <w:r>
-        <w:rPr>
-          <w:sz w:val="18"/>
-          <w:szCs w:val="18"/>
-        </w:rPr>
-        <w:t xml:space="preserve">Se é a primeira barra do dia: a perna absoluta decide — investe se o líder supera o CDI acumulado. Esse estado fica CONGELADO até o dia seguinte (relógio LENTO — sem isso o caixa pisca a cada hora e o custo mata: 625 trocas contra 100).</w:t>
-      </w:r>
-    </w:p>
-    <w:p>
-      <w:pPr>
-        <w:spacing w:after="40"/>
-      </w:pPr>
-      <w:r>
-        <w:rPr>
-          <w:b/>
-          <w:bCs/>
-          <w:sz w:val="18"/>
-          <w:szCs w:val="18"/>
-        </w:rPr>
-        <w:t xml:space="preserve">56–58 — </w:t>
-      </w:r>
-      <w:r>
-        <w:rPr>
-          <w:sz w:val="18"/>
-          <w:szCs w:val="18"/>
-        </w:rPr>
-        <w:t xml:space="preserve">Se a perna absoluta diz 'não': o alvo é caixa.</w:t>
-      </w:r>
-    </w:p>
-    <w:p>
-      <w:pPr>
-        <w:spacing w:after="40"/>
-      </w:pPr>
-      <w:r>
-        <w:rPr>
-          <w:b/>
-          <w:bCs/>
-          <w:sz w:val="18"/>
-          <w:szCs w:val="18"/>
-        </w:rPr>
-        <w:t xml:space="preserve">59–60 — </w:t>
-      </w:r>
-      <w:r>
-        <w:rPr>
-          <w:sz w:val="18"/>
-          <w:szCs w:val="18"/>
-        </w:rPr>
-        <w:t xml:space="preserve">Se estou em caixa e posso investir: entro no líder.</w:t>
-      </w:r>
-    </w:p>
-    <w:p>
-      <w:pPr>
-        <w:spacing w:after="40"/>
-      </w:pPr>
-      <w:r>
-        <w:rPr>
-          <w:b/>
-          <w:bCs/>
-          <w:sz w:val="18"/>
-          <w:szCs w:val="18"/>
-        </w:rPr>
-        <w:t xml:space="preserve">61–62 — </w:t>
-      </w:r>
-      <w:r>
-        <w:rPr>
-          <w:sz w:val="18"/>
-          <w:szCs w:val="18"/>
-        </w:rPr>
-        <w:t xml:space="preserve">Se estou num ativo e outro lidera: SÓ troco se a vantagem dele passar de 5% (histerese — sem folga, o termostato liga-desliga sem parar).</w:t>
-      </w:r>
-    </w:p>
-    <w:p>
-      <w:pPr>
-        <w:spacing w:after="40"/>
-      </w:pPr>
-      <w:r>
-        <w:rPr>
-          <w:b/>
-          <w:bCs/>
-          <w:sz w:val="18"/>
-          <w:szCs w:val="18"/>
-        </w:rPr>
-        <w:t xml:space="preserve">63–65 — </w:t>
-      </w:r>
-      <w:r>
-        <w:rPr>
-          <w:sz w:val="18"/>
-          <w:szCs w:val="18"/>
-        </w:rPr>
-        <w:t xml:space="preserve">Se vou trocar, conto as pernas: vender o que tenho e/ou comprar o novo.</w:t>
-      </w:r>
-    </w:p>
-    <w:p>
-      <w:pPr>
-        <w:spacing w:after="40"/>
-      </w:pPr>
-      <w:r>
-        <w:rPr>
-          <w:b/>
-          <w:bCs/>
-          <w:sz w:val="18"/>
-          <w:szCs w:val="18"/>
-        </w:rPr>
-        <w:t xml:space="preserve">66–69 — </w:t>
-      </w:r>
-      <w:r>
-        <w:rPr>
-          <w:sz w:val="18"/>
-          <w:szCs w:val="18"/>
-        </w:rPr>
-        <w:t xml:space="preserve">Anoto o tipo da troca: do caixa (perna absoluta) ou de líder (perna relativa).</w:t>
-      </w:r>
-    </w:p>
-    <w:p>
-      <w:pPr>
-        <w:spacing w:after="40"/>
-      </w:pPr>
-      <w:r>
-        <w:rPr>
-          <w:b/>
-          <w:bCs/>
-          <w:sz w:val="18"/>
-          <w:szCs w:val="18"/>
-        </w:rPr>
-        <w:t xml:space="preserve">70 — </w:t>
-      </w:r>
-      <w:r>
-        <w:rPr>
-          <w:sz w:val="18"/>
-          <w:szCs w:val="18"/>
-        </w:rPr>
-        <w:t xml:space="preserve">Acumulo o custo pago.</w:t>
-      </w:r>
-    </w:p>
-    <w:p>
-      <w:pPr>
-        <w:spacing w:after="40"/>
-      </w:pPr>
-      <w:r>
-        <w:rPr>
-          <w:b/>
-          <w:bCs/>
-          <w:sz w:val="18"/>
-          <w:szCs w:val="18"/>
-        </w:rPr>
-        <w:t xml:space="preserve">71 — </w:t>
-      </w:r>
-      <w:r>
-        <w:rPr>
-          <w:sz w:val="18"/>
-          <w:szCs w:val="18"/>
-        </w:rPr>
-        <w:t xml:space="preserve">Assumo a nova posição.</w:t>
-      </w:r>
-    </w:p>
-    <w:p>
-      <w:pPr>
-        <w:spacing w:after="40"/>
-      </w:pPr>
-      <w:r>
-        <w:rPr>
-          <w:b/>
-          <w:bCs/>
-          <w:sz w:val="18"/>
-          <w:szCs w:val="18"/>
-        </w:rPr>
-        <w:t xml:space="preserve">72–73 — </w:t>
-      </w:r>
-      <w:r>
-        <w:rPr>
-          <w:sz w:val="18"/>
-          <w:szCs w:val="18"/>
-        </w:rPr>
-        <w:t xml:space="preserve">O sinal desta barra paga na PRÓXIMA: retorno do ativo (ou CDI se em caixa), menos o custo da troca.</w:t>
+        <w:t xml:space="preserve">2) As duas pernas do livro, pelo CALENDÁRIO</w:t>
+      </w:r>
+    </w:p>
+    <w:p>
+      <w:pPr>
+        <w:spacing w:after="40"/>
+      </w:pPr>
+      <w:r>
+        <w:rPr>
+          <w:b/>
+          <w:bCs/>
+          <w:sz w:val="18"/>
+          <w:szCs w:val="18"/>
+        </w:rPr>
+        <w:t xml:space="preserve">36–37 — </w:t>
+      </w:r>
+      <w:r>
+        <w:rPr>
+          <w:sz w:val="18"/>
+          <w:szCs w:val="18"/>
+        </w:rPr>
+        <w:t xml:space="preserve">Para cada barra, localizo a barra mais próxima de 365 dias CORRIDOS atrás — 12 meses de calendário, nunca contagem de barras (contagem estica o ano e perde 0,10 de Sharpe — E25).</w:t>
+      </w:r>
+    </w:p>
+    <w:p>
+      <w:pPr>
+        <w:spacing w:after="40"/>
+      </w:pPr>
+      <w:r>
+        <w:rPr>
+          <w:b/>
+          <w:bCs/>
+          <w:sz w:val="18"/>
+          <w:szCs w:val="18"/>
+        </w:rPr>
+        <w:t xml:space="preserve">38–40 — </w:t>
+      </w:r>
+      <w:r>
+        <w:rPr>
+          <w:sz w:val="18"/>
+          <w:szCs w:val="18"/>
+        </w:rPr>
+        <w:t xml:space="preserve">Momentum: o preço de agora sobre o preço de 12 meses atrás, menos um (perna relativa do livro).</w:t>
+      </w:r>
+    </w:p>
+    <w:p>
+      <w:pPr>
+        <w:spacing w:after="40"/>
+      </w:pPr>
+      <w:r>
+        <w:rPr>
+          <w:b/>
+          <w:bCs/>
+          <w:sz w:val="18"/>
+          <w:szCs w:val="18"/>
+        </w:rPr>
+        <w:t xml:space="preserve">42–44 — </w:t>
+      </w:r>
+      <w:r>
+        <w:rPr>
+          <w:sz w:val="18"/>
+          <w:szCs w:val="18"/>
+        </w:rPr>
+        <w:t xml:space="preserve">Barreira: o CDI acumulado entre as MESMAS duas datas (perna absoluta do livro, no mesmo período do momentum).</w:t>
       </w:r>
     </w:p>
     <w:p>
@@ -608,42 +314,308 @@
           <w:sz w:val="19"/>
           <w:szCs w:val="19"/>
         </w:rPr>
-        <w:t xml:space="preserve">3) Resultados nomeados</w:t>
-      </w:r>
-    </w:p>
-    <w:p>
-      <w:pPr>
-        <w:spacing w:after="40"/>
-      </w:pPr>
-      <w:r>
-        <w:rPr>
-          <w:b/>
-          <w:bCs/>
-          <w:sz w:val="18"/>
-          <w:szCs w:val="18"/>
-        </w:rPr>
-        <w:t xml:space="preserve">76 — </w:t>
-      </w:r>
-      <w:r>
-        <w:rPr>
-          <w:sz w:val="18"/>
-          <w:szCs w:val="18"/>
-        </w:rPr>
-        <w:t xml:space="preserve">Recorto a série de retornos depois do aquecimento do lookback.</w:t>
-      </w:r>
-    </w:p>
-    <w:p>
-      <w:pPr>
-        <w:spacing w:after="40"/>
-      </w:pPr>
-      <w:r>
-        <w:rPr>
-          <w:b/>
-          <w:bCs/>
-          <w:sz w:val="18"/>
-          <w:szCs w:val="18"/>
-        </w:rPr>
-        <w:t xml:space="preserve">77 — </w:t>
+        <w:t xml:space="preserve">3) Barra a barra: o livro decide, a histerese amortece</w:t>
+      </w:r>
+    </w:p>
+    <w:p>
+      <w:pPr>
+        <w:spacing w:after="40"/>
+      </w:pPr>
+      <w:r>
+        <w:rPr>
+          <w:b/>
+          <w:bCs/>
+          <w:sz w:val="18"/>
+          <w:szCs w:val="18"/>
+        </w:rPr>
+        <w:t xml:space="preserve">47–51 — </w:t>
+      </w:r>
+      <w:r>
+        <w:rPr>
+          <w:sz w:val="18"/>
+          <w:szCs w:val="18"/>
+        </w:rPr>
+        <w:t xml:space="preserve">Estado inicial: 100% em caixa; zero os contadores de trocas e de custo.</w:t>
+      </w:r>
+    </w:p>
+    <w:p>
+      <w:pPr>
+        <w:spacing w:after="40"/>
+      </w:pPr>
+      <w:r>
+        <w:rPr>
+          <w:b/>
+          <w:bCs/>
+          <w:sz w:val="18"/>
+          <w:szCs w:val="18"/>
+        </w:rPr>
+        <w:t xml:space="preserve">53 — </w:t>
+      </w:r>
+      <w:r>
+        <w:rPr>
+          <w:sz w:val="18"/>
+          <w:szCs w:val="18"/>
+        </w:rPr>
+        <w:t xml:space="preserve">Para cada barra de 60 minutos:</w:t>
+      </w:r>
+    </w:p>
+    <w:p>
+      <w:pPr>
+        <w:spacing w:after="40"/>
+      </w:pPr>
+      <w:r>
+        <w:rPr>
+          <w:b/>
+          <w:bCs/>
+          <w:sz w:val="18"/>
+          <w:szCs w:val="18"/>
+        </w:rPr>
+        <w:t xml:space="preserve">54–56 — </w:t>
+      </w:r>
+      <w:r>
+        <w:rPr>
+          <w:sz w:val="18"/>
+          <w:szCs w:val="18"/>
+        </w:rPr>
+        <w:t xml:space="preserve">Se momentum ou barreira ainda não existem (primeiro ano), pulo.</w:t>
+      </w:r>
+    </w:p>
+    <w:p>
+      <w:pPr>
+        <w:spacing w:after="40"/>
+      </w:pPr>
+      <w:r>
+        <w:rPr>
+          <w:b/>
+          <w:bCs/>
+          <w:sz w:val="18"/>
+          <w:szCs w:val="18"/>
+        </w:rPr>
+        <w:t xml:space="preserve">57 — </w:t>
+      </w:r>
+      <w:r>
+        <w:rPr>
+          <w:sz w:val="18"/>
+          <w:szCs w:val="18"/>
+        </w:rPr>
+        <w:t xml:space="preserve">Líder: o ativo de maior momentum de 12 meses.</w:t>
+      </w:r>
+    </w:p>
+    <w:p>
+      <w:pPr>
+        <w:spacing w:after="40"/>
+      </w:pPr>
+      <w:r>
+        <w:rPr>
+          <w:b/>
+          <w:bCs/>
+          <w:sz w:val="18"/>
+          <w:szCs w:val="18"/>
+        </w:rPr>
+        <w:t xml:space="preserve">58 — </w:t>
+      </w:r>
+      <w:r>
+        <w:rPr>
+          <w:sz w:val="18"/>
+          <w:szCs w:val="18"/>
+        </w:rPr>
+        <w:t xml:space="preserve">Investe? Só se o momentum do líder superar o CDI acumulado (a regra absoluta do livro, checada a cada barra — em 12 meses ela cruza devagar: 127 idas ao caixa em 9 anos).</w:t>
+      </w:r>
+    </w:p>
+    <w:p>
+      <w:pPr>
+        <w:spacing w:after="40"/>
+      </w:pPr>
+      <w:r>
+        <w:rPr>
+          <w:b/>
+          <w:bCs/>
+          <w:sz w:val="18"/>
+          <w:szCs w:val="18"/>
+        </w:rPr>
+        <w:t xml:space="preserve">59–61 — </w:t>
+      </w:r>
+      <w:r>
+        <w:rPr>
+          <w:sz w:val="18"/>
+          <w:szCs w:val="18"/>
+        </w:rPr>
+        <w:t xml:space="preserve">Se a perna absoluta diz 'não': o alvo é caixa.</w:t>
+      </w:r>
+    </w:p>
+    <w:p>
+      <w:pPr>
+        <w:spacing w:after="40"/>
+      </w:pPr>
+      <w:r>
+        <w:rPr>
+          <w:b/>
+          <w:bCs/>
+          <w:sz w:val="18"/>
+          <w:szCs w:val="18"/>
+        </w:rPr>
+        <w:t xml:space="preserve">62–63 — </w:t>
+      </w:r>
+      <w:r>
+        <w:rPr>
+          <w:sz w:val="18"/>
+          <w:szCs w:val="18"/>
+        </w:rPr>
+        <w:t xml:space="preserve">Se estou em caixa e posso investir: entro no líder.</w:t>
+      </w:r>
+    </w:p>
+    <w:p>
+      <w:pPr>
+        <w:spacing w:after="40"/>
+      </w:pPr>
+      <w:r>
+        <w:rPr>
+          <w:b/>
+          <w:bCs/>
+          <w:sz w:val="18"/>
+          <w:szCs w:val="18"/>
+        </w:rPr>
+        <w:t xml:space="preserve">64–65 — </w:t>
+      </w:r>
+      <w:r>
+        <w:rPr>
+          <w:sz w:val="18"/>
+          <w:szCs w:val="18"/>
+        </w:rPr>
+        <w:t xml:space="preserve">Se outro ativo lidera: SÓ troco se a vantagem passar de 5% (a única concessão — e ela deixa apenas 20 trocas de líder em 9 anos).</w:t>
+      </w:r>
+    </w:p>
+    <w:p>
+      <w:pPr>
+        <w:spacing w:after="40"/>
+      </w:pPr>
+      <w:r>
+        <w:rPr>
+          <w:b/>
+          <w:bCs/>
+          <w:sz w:val="18"/>
+          <w:szCs w:val="18"/>
+        </w:rPr>
+        <w:t xml:space="preserve">66–68 — </w:t>
+      </w:r>
+      <w:r>
+        <w:rPr>
+          <w:sz w:val="18"/>
+          <w:szCs w:val="18"/>
+        </w:rPr>
+        <w:t xml:space="preserve">Se vou trocar, conto as pernas: vender o que tenho e/ou comprar o novo.</w:t>
+      </w:r>
+    </w:p>
+    <w:p>
+      <w:pPr>
+        <w:spacing w:after="40"/>
+      </w:pPr>
+      <w:r>
+        <w:rPr>
+          <w:b/>
+          <w:bCs/>
+          <w:sz w:val="18"/>
+          <w:szCs w:val="18"/>
+        </w:rPr>
+        <w:t xml:space="preserve">69–72 — </w:t>
+      </w:r>
+      <w:r>
+        <w:rPr>
+          <w:sz w:val="18"/>
+          <w:szCs w:val="18"/>
+        </w:rPr>
+        <w:t xml:space="preserve">Anoto o tipo da troca: do caixa (perna absoluta) ou de líder (perna relativa).</w:t>
+      </w:r>
+    </w:p>
+    <w:p>
+      <w:pPr>
+        <w:spacing w:after="40"/>
+      </w:pPr>
+      <w:r>
+        <w:rPr>
+          <w:b/>
+          <w:bCs/>
+          <w:sz w:val="18"/>
+          <w:szCs w:val="18"/>
+        </w:rPr>
+        <w:t xml:space="preserve">73–74 — </w:t>
+      </w:r>
+      <w:r>
+        <w:rPr>
+          <w:sz w:val="18"/>
+          <w:szCs w:val="18"/>
+        </w:rPr>
+        <w:t xml:space="preserve">Acumulo o custo pago e assumo a nova posição.</w:t>
+      </w:r>
+    </w:p>
+    <w:p>
+      <w:pPr>
+        <w:spacing w:after="40"/>
+      </w:pPr>
+      <w:r>
+        <w:rPr>
+          <w:b/>
+          <w:bCs/>
+          <w:sz w:val="18"/>
+          <w:szCs w:val="18"/>
+        </w:rPr>
+        <w:t xml:space="preserve">75–76 — </w:t>
+      </w:r>
+      <w:r>
+        <w:rPr>
+          <w:sz w:val="18"/>
+          <w:szCs w:val="18"/>
+        </w:rPr>
+        <w:t xml:space="preserve">O sinal desta barra paga na PRÓXIMA: retorno do ativo (ou CDI se em caixa), menos o custo da troca.</w:t>
+      </w:r>
+    </w:p>
+    <w:p>
+      <w:pPr>
+        <w:spacing w:after="40" w:before="100"/>
+      </w:pPr>
+      <w:r>
+        <w:rPr>
+          <w:b/>
+          <w:bCs/>
+          <w:sz w:val="19"/>
+          <w:szCs w:val="19"/>
+        </w:rPr>
+        <w:t xml:space="preserve">4) Resultados nomeados</w:t>
+      </w:r>
+    </w:p>
+    <w:p>
+      <w:pPr>
+        <w:spacing w:after="40"/>
+      </w:pPr>
+      <w:r>
+        <w:rPr>
+          <w:b/>
+          <w:bCs/>
+          <w:sz w:val="18"/>
+          <w:szCs w:val="18"/>
+        </w:rPr>
+        <w:t xml:space="preserve">79–80 — </w:t>
+      </w:r>
+      <w:r>
+        <w:rPr>
+          <w:sz w:val="18"/>
+          <w:szCs w:val="18"/>
+        </w:rPr>
+        <w:t xml:space="preserve">Recorto a série a partir do primeiro retorno (depois do aquecimento de 12 meses).</w:t>
+      </w:r>
+    </w:p>
+    <w:p>
+      <w:pPr>
+        <w:spacing w:after="40"/>
+      </w:pPr>
+      <w:r>
+        <w:rPr>
+          <w:b/>
+          <w:bCs/>
+          <w:sz w:val="18"/>
+          <w:szCs w:val="18"/>
+        </w:rPr>
+        <w:t xml:space="preserve">81 — </w:t>
       </w:r>
       <w:r>
         <w:rPr>
@@ -664,49 +636,28 @@
           <w:sz w:val="18"/>
           <w:szCs w:val="18"/>
         </w:rPr>
-        <w:t xml:space="preserve">78 — </w:t>
-      </w:r>
-      <w:r>
-        <w:rPr>
-          <w:sz w:val="18"/>
-          <w:szCs w:val="18"/>
-        </w:rPr>
-        <w:t xml:space="preserve">Conto os anos (barras ÷ 1.764).</w:t>
-      </w:r>
-    </w:p>
-    <w:p>
-      <w:pPr>
-        <w:spacing w:after="40"/>
-      </w:pPr>
-      <w:r>
-        <w:rPr>
-          <w:b/>
-          <w:bCs/>
-          <w:sz w:val="18"/>
-          <w:szCs w:val="18"/>
-        </w:rPr>
-        <w:t xml:space="preserve">79 — </w:t>
-      </w:r>
-      <w:r>
-        <w:rPr>
-          <w:sz w:val="18"/>
-          <w:szCs w:val="18"/>
-        </w:rPr>
-        <w:t xml:space="preserve">Sharpe: média sobre desvio, anualizado pela raiz das barras do ano.</w:t>
-      </w:r>
-    </w:p>
-    <w:p>
-      <w:pPr>
-        <w:spacing w:after="40"/>
-      </w:pPr>
-      <w:r>
-        <w:rPr>
-          <w:b/>
-          <w:bCs/>
-          <w:sz w:val="18"/>
-          <w:szCs w:val="18"/>
-        </w:rPr>
-        <w:t xml:space="preserve">80 — </w:t>
+        <w:t xml:space="preserve">82–83 — </w:t>
+      </w:r>
+      <w:r>
+        <w:rPr>
+          <w:sz w:val="18"/>
+          <w:szCs w:val="18"/>
+        </w:rPr>
+        <w:t xml:space="preserve">Conto os anos e calculo o Sharpe: média sobre desvio, anualizado pela raiz das ~1.764 barras.</w:t>
+      </w:r>
+    </w:p>
+    <w:p>
+      <w:pPr>
+        <w:spacing w:after="40"/>
+      </w:pPr>
+      <w:r>
+        <w:rPr>
+          <w:b/>
+          <w:bCs/>
+          <w:sz w:val="18"/>
+          <w:szCs w:val="18"/>
+        </w:rPr>
+        <w:t xml:space="preserve">84 — </w:t>
       </w:r>
       <w:r>
         <w:rPr>
@@ -727,7 +678,7 @@
           <w:sz w:val="18"/>
           <w:szCs w:val="18"/>
         </w:rPr>
-        <w:t xml:space="preserve">81–83 — </w:t>
+        <w:t xml:space="preserve">85–87 — </w:t>
       </w:r>
       <w:r>
         <w:rPr>
@@ -748,7 +699,7 @@
           <w:sz w:val="18"/>
           <w:szCs w:val="18"/>
         </w:rPr>
-        <w:t xml:space="preserve">85–88 — </w:t>
+        <w:t xml:space="preserve">89–92 — </w:t>
       </w:r>
       <w:r>
         <w:rPr>
@@ -769,7 +720,7 @@
           <w:sz w:val="18"/>
           <w:szCs w:val="18"/>
         </w:rPr>
-        <w:t xml:space="preserve">90–91 — </w:t>
+        <w:t xml:space="preserve">94–95 — </w:t>
       </w:r>
       <w:r>
         <w:rPr>
@@ -790,49 +741,49 @@
           <w:sz w:val="18"/>
           <w:szCs w:val="18"/>
         </w:rPr>
-        <w:t xml:space="preserve">92 — </w:t>
-      </w:r>
-      <w:r>
-        <w:rPr>
-          <w:sz w:val="18"/>
-          <w:szCs w:val="18"/>
-        </w:rPr>
-        <w:t xml:space="preserve">Imprimo Sharpe, drawdown máximo (com a régua declarada: HORÁRIA, a mais dura de todas) e o retorno.</w:t>
-      </w:r>
-    </w:p>
-    <w:p>
-      <w:pPr>
-        <w:spacing w:after="40"/>
-      </w:pPr>
-      <w:r>
-        <w:rPr>
-          <w:b/>
-          <w:bCs/>
-          <w:sz w:val="18"/>
-          <w:szCs w:val="18"/>
-        </w:rPr>
-        <w:t xml:space="preserve">93 — </w:t>
-      </w:r>
-      <w:r>
-        <w:rPr>
-          <w:sz w:val="18"/>
-          <w:szCs w:val="18"/>
-        </w:rPr>
-        <w:t xml:space="preserve">Imprimo as trocas por tipo (líder × caixa), o custo por ano e a posição de hoje.</w:t>
-      </w:r>
-    </w:p>
-    <w:p>
-      <w:pPr>
-        <w:spacing w:after="40"/>
-      </w:pPr>
-      <w:r>
-        <w:rPr>
-          <w:b/>
-          <w:bCs/>
-          <w:sz w:val="18"/>
-          <w:szCs w:val="18"/>
-        </w:rPr>
-        <w:t xml:space="preserve">94 — </w:t>
+        <w:t xml:space="preserve">96 — </w:t>
+      </w:r>
+      <w:r>
+        <w:rPr>
+          <w:sz w:val="18"/>
+          <w:szCs w:val="18"/>
+        </w:rPr>
+        <w:t xml:space="preserve">Imprimo Sharpe, drawdown máximo (régua declarada: HORÁRIA, a mais dura) e o retorno.</w:t>
+      </w:r>
+    </w:p>
+    <w:p>
+      <w:pPr>
+        <w:spacing w:after="40"/>
+      </w:pPr>
+      <w:r>
+        <w:rPr>
+          <w:b/>
+          <w:bCs/>
+          <w:sz w:val="18"/>
+          <w:szCs w:val="18"/>
+        </w:rPr>
+        <w:t xml:space="preserve">97 — </w:t>
+      </w:r>
+      <w:r>
+        <w:rPr>
+          <w:sz w:val="18"/>
+          <w:szCs w:val="18"/>
+        </w:rPr>
+        <w:t xml:space="preserve">Imprimo as trocas por tipo, o custo por ano e a posição de hoje.</w:t>
+      </w:r>
+    </w:p>
+    <w:p>
+      <w:pPr>
+        <w:spacing w:after="40"/>
+      </w:pPr>
+      <w:r>
+        <w:rPr>
+          <w:b/>
+          <w:bCs/>
+          <w:sz w:val="18"/>
+          <w:szCs w:val="18"/>
+        </w:rPr>
+        <w:t xml:space="preserve">98 — </w:t>
       </w:r>
       <w:r>
         <w:rPr>
@@ -853,14 +804,14 @@
           <w:sz w:val="18"/>
           <w:szCs w:val="18"/>
         </w:rPr>
-        <w:t xml:space="preserve">95 — </w:t>
-      </w:r>
-      <w:r>
-        <w:rPr>
-          <w:sz w:val="18"/>
-          <w:szCs w:val="18"/>
-        </w:rPr>
-        <w:t xml:space="preserve">Imprimo o baseline fiel mensal para comparação — o mesmo núcleo do livro, sem as duas melhorias.</w:t>
+        <w:t xml:space="preserve">99 — </w:t>
+      </w:r>
+      <w:r>
+        <w:rPr>
+          <w:sz w:val="18"/>
+          <w:szCs w:val="18"/>
+        </w:rPr>
+        <w:t xml:space="preserve">Imprimo o baseline fiel mensal para comparação — mesmo núcleo, avaliado 1x por mês.</w:t>
       </w:r>
     </w:p>
     <w:sectPr>
